--- a/Knowledge/3-Work knowledge/1-Software Engineering/2-Testing/5-My Source/1-ISTQB Foundation Level/5-Test Management/3-Layers of the Test Pyramid/3-Integration _ Service Tests Layer.docx
+++ b/Knowledge/3-Work knowledge/1-Software Engineering/2-Testing/5-My Source/1-ISTQB Foundation Level/5-Test Management/3-Layers of the Test Pyramid/3-Integration _ Service Tests Layer.docx
@@ -36,50 +36,41 @@
       </w:pPr>
       <w:r>
         <w:rPr>
-          <w:b/>
+          <w:rFonts w:ascii="Arial" w:eastAsia="Arial" w:hAnsi="Arial"/>
+          <w:sz w:val="18"/>
+          <w:highlight w:val="lightGray"/>
           <w:shd w:val="clear" w:color="auto" w:fill="B7B7B7"/>
         </w:rPr>
-        <w:t># Source</w:t>
-      </w:r>
-      <w:r>
-        <w:rPr>
+        <w:t xml:space="preserve"># Source: Chatgot </w:t>
+      </w:r>
+      <w:r>
+        <w:rPr>
+          <w:rFonts w:ascii="Arial" w:eastAsia="Arial" w:hAnsi="Arial"/>
+          <w:sz w:val="18"/>
+          <w:szCs w:val="14"/>
+          <w:highlight w:val="lightGray"/>
           <w:shd w:val="clear" w:color="auto" w:fill="B7B7B7"/>
         </w:rPr>
-        <w:t xml:space="preserve">: </w:t>
-      </w:r>
-      <w:r>
-        <w:rPr>
-          <w:b/>
+        <w:t>(GPT</w:t>
+      </w:r>
+      <w:r>
+        <w:rPr>
+          <w:rFonts w:ascii="Arial" w:eastAsia="Arial" w:hAnsi="Arial" w:cs="Cambria Math"/>
+          <w:sz w:val="18"/>
+          <w:szCs w:val="14"/>
+          <w:highlight w:val="lightGray"/>
           <w:shd w:val="clear" w:color="auto" w:fill="B7B7B7"/>
         </w:rPr>
-        <w:t xml:space="preserve">Chatgot </w:t>
-      </w:r>
-      <w:r>
-        <w:rPr>
-          <w:b/>
-          <w:sz w:val="14"/>
+        <w:t>‑</w:t>
+      </w:r>
+      <w:r>
+        <w:rPr>
+          <w:rFonts w:ascii="Arial" w:eastAsia="Arial" w:hAnsi="Arial"/>
+          <w:sz w:val="18"/>
           <w:szCs w:val="14"/>
+          <w:highlight w:val="lightGray"/>
           <w:shd w:val="clear" w:color="auto" w:fill="B7B7B7"/>
         </w:rPr>
-        <w:t>(GPT</w:t>
-      </w:r>
-      <w:r>
-        <w:rPr>
-          <w:rFonts w:ascii="Cambria Math" w:hAnsi="Cambria Math" w:cs="Cambria Math"/>
-          <w:b/>
-          <w:sz w:val="14"/>
-          <w:szCs w:val="14"/>
-          <w:shd w:val="clear" w:color="auto" w:fill="B7B7B7"/>
-        </w:rPr>
-        <w:t>‑</w:t>
-      </w:r>
-      <w:r>
-        <w:rPr>
-          <w:b/>
-          <w:sz w:val="14"/>
-          <w:szCs w:val="14"/>
-          <w:shd w:val="clear" w:color="auto" w:fill="B7B7B7"/>
-        </w:rPr>
         <w:t>5 Mini) at [8/18/2025]</w:t>
       </w:r>
     </w:p>
@@ -191,7 +182,7 @@
     </w:p>
     <w:p>
       <w:r>
-        <w:pict w14:anchorId="2BFCF3C7">
+        <w:pict w14:anchorId="7AA69D12">
           <v:rect id="_x0000_i1025" style="width:0;height:1.5pt" o:hralign="center" o:hrstd="t" o:hr="t" fillcolor="#a0a0a0" stroked="f"/>
         </w:pict>
       </w:r>
@@ -215,48 +206,39 @@
       </w:pPr>
       <w:r>
         <w:rPr>
-          <w:b/>
+          <w:rFonts w:ascii="Arial" w:eastAsia="Arial" w:hAnsi="Arial"/>
+          <w:sz w:val="18"/>
+          <w:highlight w:val="lightGray"/>
           <w:shd w:val="clear" w:color="auto" w:fill="B7B7B7"/>
         </w:rPr>
-        <w:t># Source</w:t>
-      </w:r>
-      <w:r>
-        <w:rPr>
+        <w:t xml:space="preserve"># Source: Chatgot </w:t>
+      </w:r>
+      <w:r>
+        <w:rPr>
+          <w:rFonts w:ascii="Arial" w:eastAsia="Arial" w:hAnsi="Arial"/>
+          <w:sz w:val="18"/>
+          <w:szCs w:val="14"/>
+          <w:highlight w:val="lightGray"/>
           <w:shd w:val="clear" w:color="auto" w:fill="B7B7B7"/>
         </w:rPr>
-        <w:t xml:space="preserve">: </w:t>
-      </w:r>
-      <w:r>
-        <w:rPr>
-          <w:b/>
+        <w:t>(GPT</w:t>
+      </w:r>
+      <w:r>
+        <w:rPr>
+          <w:rFonts w:ascii="Arial" w:eastAsia="Arial" w:hAnsi="Arial" w:cs="Cambria Math"/>
+          <w:sz w:val="18"/>
+          <w:szCs w:val="14"/>
+          <w:highlight w:val="lightGray"/>
           <w:shd w:val="clear" w:color="auto" w:fill="B7B7B7"/>
         </w:rPr>
-        <w:t xml:space="preserve">Chatgot </w:t>
-      </w:r>
-      <w:r>
-        <w:rPr>
-          <w:b/>
-          <w:sz w:val="14"/>
+        <w:t>‑</w:t>
+      </w:r>
+      <w:r>
+        <w:rPr>
+          <w:rFonts w:ascii="Arial" w:eastAsia="Arial" w:hAnsi="Arial"/>
+          <w:sz w:val="18"/>
           <w:szCs w:val="14"/>
-          <w:shd w:val="clear" w:color="auto" w:fill="B7B7B7"/>
-        </w:rPr>
-        <w:t>(GPT</w:t>
-      </w:r>
-      <w:r>
-        <w:rPr>
-          <w:rFonts w:ascii="Cambria Math" w:hAnsi="Cambria Math" w:cs="Cambria Math"/>
-          <w:b/>
-          <w:sz w:val="14"/>
-          <w:szCs w:val="14"/>
-          <w:shd w:val="clear" w:color="auto" w:fill="B7B7B7"/>
-        </w:rPr>
-        <w:t>‑</w:t>
-      </w:r>
-      <w:r>
-        <w:rPr>
-          <w:b/>
-          <w:sz w:val="14"/>
-          <w:szCs w:val="14"/>
+          <w:highlight w:val="lightGray"/>
           <w:shd w:val="clear" w:color="auto" w:fill="B7B7B7"/>
         </w:rPr>
         <w:t>5 Mini) at [8/18/2025]</w:t>
@@ -268,7 +250,7 @@
           <w:ilvl w:val="0"/>
           <w:numId w:val="4"/>
         </w:numPr>
-        <w:spacing w:before="240"/>
+        <w:spacing w:before="240" w:after="0" w:line="276" w:lineRule="auto"/>
       </w:pPr>
       <w:r>
         <w:rPr>
@@ -296,6 +278,7 @@
           <w:ilvl w:val="0"/>
           <w:numId w:val="4"/>
         </w:numPr>
+        <w:spacing w:after="0" w:line="276" w:lineRule="auto"/>
       </w:pPr>
       <w:r>
         <w:rPr>
@@ -323,6 +306,7 @@
           <w:ilvl w:val="0"/>
           <w:numId w:val="4"/>
         </w:numPr>
+        <w:spacing w:after="0" w:line="276" w:lineRule="auto"/>
       </w:pPr>
       <w:r>
         <w:rPr>
@@ -350,6 +334,7 @@
           <w:ilvl w:val="0"/>
           <w:numId w:val="4"/>
         </w:numPr>
+        <w:spacing w:after="0" w:line="276" w:lineRule="auto"/>
       </w:pPr>
       <w:r>
         <w:rPr>
@@ -390,7 +375,7 @@
           <w:ilvl w:val="0"/>
           <w:numId w:val="4"/>
         </w:numPr>
-        <w:spacing w:after="240"/>
+        <w:spacing w:after="240" w:line="276" w:lineRule="auto"/>
       </w:pPr>
       <w:r>
         <w:rPr>
@@ -414,7 +399,7 @@
     </w:p>
     <w:p>
       <w:r>
-        <w:pict w14:anchorId="2220D803">
+        <w:pict w14:anchorId="64E4AF60">
           <v:rect id="_x0000_i1026" style="width:0;height:1.5pt" o:hralign="center" o:hrstd="t" o:hr="t" fillcolor="#a0a0a0" stroked="f"/>
         </w:pict>
       </w:r>
@@ -438,48 +423,39 @@
       </w:pPr>
       <w:r>
         <w:rPr>
-          <w:b/>
+          <w:rFonts w:ascii="Arial" w:eastAsia="Arial" w:hAnsi="Arial"/>
+          <w:sz w:val="18"/>
+          <w:highlight w:val="lightGray"/>
           <w:shd w:val="clear" w:color="auto" w:fill="B7B7B7"/>
         </w:rPr>
-        <w:t># Source</w:t>
-      </w:r>
-      <w:r>
-        <w:rPr>
+        <w:t xml:space="preserve"># Source: Chatgot </w:t>
+      </w:r>
+      <w:r>
+        <w:rPr>
+          <w:rFonts w:ascii="Arial" w:eastAsia="Arial" w:hAnsi="Arial"/>
+          <w:sz w:val="18"/>
+          <w:szCs w:val="14"/>
+          <w:highlight w:val="lightGray"/>
           <w:shd w:val="clear" w:color="auto" w:fill="B7B7B7"/>
         </w:rPr>
-        <w:t xml:space="preserve">: </w:t>
-      </w:r>
-      <w:r>
-        <w:rPr>
-          <w:b/>
+        <w:t>(GPT</w:t>
+      </w:r>
+      <w:r>
+        <w:rPr>
+          <w:rFonts w:ascii="Arial" w:eastAsia="Arial" w:hAnsi="Arial" w:cs="Cambria Math"/>
+          <w:sz w:val="18"/>
+          <w:szCs w:val="14"/>
+          <w:highlight w:val="lightGray"/>
           <w:shd w:val="clear" w:color="auto" w:fill="B7B7B7"/>
         </w:rPr>
-        <w:t xml:space="preserve">Chatgot </w:t>
-      </w:r>
-      <w:r>
-        <w:rPr>
-          <w:b/>
-          <w:sz w:val="14"/>
+        <w:t>‑</w:t>
+      </w:r>
+      <w:r>
+        <w:rPr>
+          <w:rFonts w:ascii="Arial" w:eastAsia="Arial" w:hAnsi="Arial"/>
+          <w:sz w:val="18"/>
           <w:szCs w:val="14"/>
-          <w:shd w:val="clear" w:color="auto" w:fill="B7B7B7"/>
-        </w:rPr>
-        <w:t>(GPT</w:t>
-      </w:r>
-      <w:r>
-        <w:rPr>
-          <w:rFonts w:ascii="Cambria Math" w:hAnsi="Cambria Math" w:cs="Cambria Math"/>
-          <w:b/>
-          <w:sz w:val="14"/>
-          <w:szCs w:val="14"/>
-          <w:shd w:val="clear" w:color="auto" w:fill="B7B7B7"/>
-        </w:rPr>
-        <w:t>‑</w:t>
-      </w:r>
-      <w:r>
-        <w:rPr>
-          <w:b/>
-          <w:sz w:val="14"/>
-          <w:szCs w:val="14"/>
+          <w:highlight w:val="lightGray"/>
           <w:shd w:val="clear" w:color="auto" w:fill="B7B7B7"/>
         </w:rPr>
         <w:t>5 Mini) at [8/18/2025]</w:t>
@@ -491,7 +467,7 @@
           <w:ilvl w:val="0"/>
           <w:numId w:val="1"/>
         </w:numPr>
-        <w:spacing w:before="240"/>
+        <w:spacing w:before="240" w:after="0" w:line="276" w:lineRule="auto"/>
       </w:pPr>
       <w:r>
         <w:rPr>
@@ -525,12 +501,12 @@
           <w:ilvl w:val="0"/>
           <w:numId w:val="1"/>
         </w:numPr>
-      </w:pPr>
-      <w:r>
-        <w:rPr>
-          <w:rFonts w:ascii="Roboto Mono" w:eastAsia="Roboto Mono" w:hAnsi="Roboto Mono" w:cs="Roboto Mono"/>
-        </w:rPr>
-        <w:lastRenderedPageBreak/>
+        <w:spacing w:after="0" w:line="276" w:lineRule="auto"/>
+      </w:pPr>
+      <w:r>
+        <w:rPr>
+          <w:rFonts w:ascii="Roboto Mono" w:eastAsia="Roboto Mono" w:hAnsi="Roboto Mono" w:cs="Roboto Mono"/>
+        </w:rPr>
         <w:t xml:space="preserve">Detect issues in </w:t>
       </w:r>
       <w:r>
@@ -559,6 +535,7 @@
           <w:ilvl w:val="0"/>
           <w:numId w:val="1"/>
         </w:numPr>
+        <w:spacing w:after="0" w:line="276" w:lineRule="auto"/>
       </w:pPr>
       <w:r>
         <w:rPr>
@@ -592,7 +569,7 @@
           <w:ilvl w:val="0"/>
           <w:numId w:val="1"/>
         </w:numPr>
-        <w:spacing w:after="240"/>
+        <w:spacing w:after="240" w:line="276" w:lineRule="auto"/>
         <w:rPr>
           <w:rFonts w:ascii="Roboto Mono" w:eastAsia="Roboto Mono" w:hAnsi="Roboto Mono" w:cs="Roboto Mono"/>
         </w:rPr>
@@ -612,7 +589,7 @@
     </w:p>
     <w:p>
       <w:r>
-        <w:pict w14:anchorId="610B9FD6">
+        <w:pict w14:anchorId="3428EF2F">
           <v:rect id="_x0000_i1027" style="width:0;height:1.5pt" o:hralign="center" o:hrstd="t" o:hr="t" fillcolor="#a0a0a0" stroked="f"/>
         </w:pict>
       </w:r>
@@ -636,48 +613,39 @@
       </w:pPr>
       <w:r>
         <w:rPr>
-          <w:b/>
+          <w:rFonts w:ascii="Arial" w:eastAsia="Arial" w:hAnsi="Arial"/>
+          <w:sz w:val="18"/>
+          <w:highlight w:val="lightGray"/>
           <w:shd w:val="clear" w:color="auto" w:fill="B7B7B7"/>
         </w:rPr>
-        <w:t># Source</w:t>
-      </w:r>
-      <w:r>
-        <w:rPr>
+        <w:t xml:space="preserve"># Source: Chatgot </w:t>
+      </w:r>
+      <w:r>
+        <w:rPr>
+          <w:rFonts w:ascii="Arial" w:eastAsia="Arial" w:hAnsi="Arial"/>
+          <w:sz w:val="18"/>
+          <w:szCs w:val="14"/>
+          <w:highlight w:val="lightGray"/>
           <w:shd w:val="clear" w:color="auto" w:fill="B7B7B7"/>
         </w:rPr>
-        <w:t xml:space="preserve">: </w:t>
-      </w:r>
-      <w:r>
-        <w:rPr>
-          <w:b/>
+        <w:t>(GPT</w:t>
+      </w:r>
+      <w:r>
+        <w:rPr>
+          <w:rFonts w:ascii="Arial" w:eastAsia="Arial" w:hAnsi="Arial" w:cs="Cambria Math"/>
+          <w:sz w:val="18"/>
+          <w:szCs w:val="14"/>
+          <w:highlight w:val="lightGray"/>
           <w:shd w:val="clear" w:color="auto" w:fill="B7B7B7"/>
         </w:rPr>
-        <w:t xml:space="preserve">Chatgot </w:t>
-      </w:r>
-      <w:r>
-        <w:rPr>
-          <w:b/>
-          <w:sz w:val="14"/>
+        <w:t>‑</w:t>
+      </w:r>
+      <w:r>
+        <w:rPr>
+          <w:rFonts w:ascii="Arial" w:eastAsia="Arial" w:hAnsi="Arial"/>
+          <w:sz w:val="18"/>
           <w:szCs w:val="14"/>
-          <w:shd w:val="clear" w:color="auto" w:fill="B7B7B7"/>
-        </w:rPr>
-        <w:t>(GPT</w:t>
-      </w:r>
-      <w:r>
-        <w:rPr>
-          <w:rFonts w:ascii="Cambria Math" w:hAnsi="Cambria Math" w:cs="Cambria Math"/>
-          <w:b/>
-          <w:sz w:val="14"/>
-          <w:szCs w:val="14"/>
-          <w:shd w:val="clear" w:color="auto" w:fill="B7B7B7"/>
-        </w:rPr>
-        <w:t>‑</w:t>
-      </w:r>
-      <w:r>
-        <w:rPr>
-          <w:b/>
-          <w:sz w:val="14"/>
-          <w:szCs w:val="14"/>
+          <w:highlight w:val="lightGray"/>
           <w:shd w:val="clear" w:color="auto" w:fill="B7B7B7"/>
         </w:rPr>
         <w:t>5 Mini) at [8/18/2025]</w:t>
@@ -689,7 +657,7 @@
           <w:ilvl w:val="0"/>
           <w:numId w:val="2"/>
         </w:numPr>
-        <w:spacing w:before="240"/>
+        <w:spacing w:before="240" w:after="0" w:line="276" w:lineRule="auto"/>
         <w:rPr>
           <w:rFonts w:ascii="Roboto Mono" w:eastAsia="Roboto Mono" w:hAnsi="Roboto Mono" w:cs="Roboto Mono"/>
         </w:rPr>
@@ -715,6 +683,7 @@
           <w:ilvl w:val="1"/>
           <w:numId w:val="2"/>
         </w:numPr>
+        <w:spacing w:after="0" w:line="276" w:lineRule="auto"/>
         <w:rPr>
           <w:rFonts w:ascii="Roboto Mono" w:eastAsia="Roboto Mono" w:hAnsi="Roboto Mono" w:cs="Roboto Mono"/>
         </w:rPr>
@@ -738,6 +707,7 @@
           <w:ilvl w:val="0"/>
           <w:numId w:val="2"/>
         </w:numPr>
+        <w:spacing w:after="0" w:line="276" w:lineRule="auto"/>
         <w:rPr>
           <w:rFonts w:ascii="Roboto Mono" w:eastAsia="Roboto Mono" w:hAnsi="Roboto Mono" w:cs="Roboto Mono"/>
         </w:rPr>
@@ -763,6 +733,7 @@
           <w:ilvl w:val="1"/>
           <w:numId w:val="2"/>
         </w:numPr>
+        <w:spacing w:after="0" w:line="276" w:lineRule="auto"/>
       </w:pPr>
       <w:r>
         <w:rPr>
@@ -796,6 +767,7 @@
           <w:ilvl w:val="0"/>
           <w:numId w:val="2"/>
         </w:numPr>
+        <w:spacing w:after="0" w:line="276" w:lineRule="auto"/>
         <w:rPr>
           <w:rFonts w:ascii="Roboto Mono" w:eastAsia="Roboto Mono" w:hAnsi="Roboto Mono" w:cs="Roboto Mono"/>
         </w:rPr>
@@ -821,7 +793,7 @@
           <w:ilvl w:val="1"/>
           <w:numId w:val="2"/>
         </w:numPr>
-        <w:spacing w:after="240"/>
+        <w:spacing w:after="240" w:line="276" w:lineRule="auto"/>
       </w:pPr>
       <w:r>
         <w:rPr>
@@ -835,7 +807,7 @@
     </w:p>
     <w:p>
       <w:r>
-        <w:pict w14:anchorId="15FFD027">
+        <w:pict w14:anchorId="216CBAD6">
           <v:rect id="_x0000_i1028" style="width:0;height:1.5pt" o:hralign="center" o:hrstd="t" o:hr="t" fillcolor="#a0a0a0" stroked="f"/>
         </w:pict>
       </w:r>
@@ -859,48 +831,39 @@
       </w:pPr>
       <w:r>
         <w:rPr>
-          <w:b/>
+          <w:rFonts w:ascii="Arial" w:eastAsia="Arial" w:hAnsi="Arial"/>
+          <w:sz w:val="18"/>
+          <w:highlight w:val="lightGray"/>
           <w:shd w:val="clear" w:color="auto" w:fill="B7B7B7"/>
         </w:rPr>
-        <w:t># Source</w:t>
-      </w:r>
-      <w:r>
-        <w:rPr>
+        <w:t xml:space="preserve"># Source: Chatgot </w:t>
+      </w:r>
+      <w:r>
+        <w:rPr>
+          <w:rFonts w:ascii="Arial" w:eastAsia="Arial" w:hAnsi="Arial"/>
+          <w:sz w:val="18"/>
+          <w:szCs w:val="14"/>
+          <w:highlight w:val="lightGray"/>
           <w:shd w:val="clear" w:color="auto" w:fill="B7B7B7"/>
         </w:rPr>
-        <w:t xml:space="preserve">: </w:t>
-      </w:r>
-      <w:r>
-        <w:rPr>
-          <w:b/>
+        <w:t>(GPT</w:t>
+      </w:r>
+      <w:r>
+        <w:rPr>
+          <w:rFonts w:ascii="Arial" w:eastAsia="Arial" w:hAnsi="Arial" w:cs="Cambria Math"/>
+          <w:sz w:val="18"/>
+          <w:szCs w:val="14"/>
+          <w:highlight w:val="lightGray"/>
           <w:shd w:val="clear" w:color="auto" w:fill="B7B7B7"/>
         </w:rPr>
-        <w:t xml:space="preserve">Chatgot </w:t>
-      </w:r>
-      <w:r>
-        <w:rPr>
-          <w:b/>
-          <w:sz w:val="14"/>
+        <w:t>‑</w:t>
+      </w:r>
+      <w:r>
+        <w:rPr>
+          <w:rFonts w:ascii="Arial" w:eastAsia="Arial" w:hAnsi="Arial"/>
+          <w:sz w:val="18"/>
           <w:szCs w:val="14"/>
-          <w:shd w:val="clear" w:color="auto" w:fill="B7B7B7"/>
-        </w:rPr>
-        <w:t>(GPT</w:t>
-      </w:r>
-      <w:r>
-        <w:rPr>
-          <w:rFonts w:ascii="Cambria Math" w:hAnsi="Cambria Math" w:cs="Cambria Math"/>
-          <w:b/>
-          <w:sz w:val="14"/>
-          <w:szCs w:val="14"/>
-          <w:shd w:val="clear" w:color="auto" w:fill="B7B7B7"/>
-        </w:rPr>
-        <w:t>‑</w:t>
-      </w:r>
-      <w:r>
-        <w:rPr>
-          <w:b/>
-          <w:sz w:val="14"/>
-          <w:szCs w:val="14"/>
+          <w:highlight w:val="lightGray"/>
           <w:shd w:val="clear" w:color="auto" w:fill="B7B7B7"/>
         </w:rPr>
         <w:t>5 Mini) at [8/18/2025]</w:t>
@@ -912,7 +875,7 @@
           <w:ilvl w:val="0"/>
           <w:numId w:val="3"/>
         </w:numPr>
-        <w:spacing w:before="240"/>
+        <w:spacing w:before="240" w:after="0" w:line="276" w:lineRule="auto"/>
       </w:pPr>
       <w:r>
         <w:rPr>
@@ -940,6 +903,7 @@
           <w:ilvl w:val="0"/>
           <w:numId w:val="3"/>
         </w:numPr>
+        <w:spacing w:after="0" w:line="276" w:lineRule="auto"/>
       </w:pPr>
       <w:r>
         <w:rPr>
@@ -967,7 +931,7 @@
           <w:ilvl w:val="0"/>
           <w:numId w:val="3"/>
         </w:numPr>
-        <w:spacing w:after="240"/>
+        <w:spacing w:after="240" w:line="276" w:lineRule="auto"/>
       </w:pPr>
       <w:r>
         <w:rPr>
@@ -991,8 +955,7 @@
     </w:p>
     <w:p>
       <w:r>
-        <w:lastRenderedPageBreak/>
-        <w:pict w14:anchorId="11E121DE">
+        <w:pict w14:anchorId="634878A2">
           <v:rect id="_x0000_i1029" style="width:0;height:1.5pt" o:hralign="center" o:hrstd="t" o:hr="t" fillcolor="#a0a0a0" stroked="f"/>
         </w:pict>
       </w:r>
@@ -1016,48 +979,39 @@
       </w:pPr>
       <w:r>
         <w:rPr>
-          <w:b/>
+          <w:rFonts w:ascii="Arial" w:eastAsia="Arial" w:hAnsi="Arial"/>
+          <w:sz w:val="18"/>
+          <w:highlight w:val="lightGray"/>
           <w:shd w:val="clear" w:color="auto" w:fill="B7B7B7"/>
         </w:rPr>
-        <w:t># Source</w:t>
-      </w:r>
-      <w:r>
-        <w:rPr>
+        <w:t xml:space="preserve"># Source: Chatgot </w:t>
+      </w:r>
+      <w:r>
+        <w:rPr>
+          <w:rFonts w:ascii="Arial" w:eastAsia="Arial" w:hAnsi="Arial"/>
+          <w:sz w:val="18"/>
+          <w:szCs w:val="14"/>
+          <w:highlight w:val="lightGray"/>
           <w:shd w:val="clear" w:color="auto" w:fill="B7B7B7"/>
         </w:rPr>
-        <w:t xml:space="preserve">: </w:t>
-      </w:r>
-      <w:r>
-        <w:rPr>
-          <w:b/>
+        <w:t>(GPT</w:t>
+      </w:r>
+      <w:r>
+        <w:rPr>
+          <w:rFonts w:ascii="Arial" w:eastAsia="Arial" w:hAnsi="Arial" w:cs="Cambria Math"/>
+          <w:sz w:val="18"/>
+          <w:szCs w:val="14"/>
+          <w:highlight w:val="lightGray"/>
           <w:shd w:val="clear" w:color="auto" w:fill="B7B7B7"/>
         </w:rPr>
-        <w:t xml:space="preserve">Chatgot </w:t>
-      </w:r>
-      <w:r>
-        <w:rPr>
-          <w:b/>
-          <w:sz w:val="14"/>
+        <w:t>‑</w:t>
+      </w:r>
+      <w:r>
+        <w:rPr>
+          <w:rFonts w:ascii="Arial" w:eastAsia="Arial" w:hAnsi="Arial"/>
+          <w:sz w:val="18"/>
           <w:szCs w:val="14"/>
-          <w:shd w:val="clear" w:color="auto" w:fill="B7B7B7"/>
-        </w:rPr>
-        <w:t>(GPT</w:t>
-      </w:r>
-      <w:r>
-        <w:rPr>
-          <w:rFonts w:ascii="Cambria Math" w:hAnsi="Cambria Math" w:cs="Cambria Math"/>
-          <w:b/>
-          <w:sz w:val="14"/>
-          <w:szCs w:val="14"/>
-          <w:shd w:val="clear" w:color="auto" w:fill="B7B7B7"/>
-        </w:rPr>
-        <w:t>‑</w:t>
-      </w:r>
-      <w:r>
-        <w:rPr>
-          <w:b/>
-          <w:sz w:val="14"/>
-          <w:szCs w:val="14"/>
+          <w:highlight w:val="lightGray"/>
           <w:shd w:val="clear" w:color="auto" w:fill="B7B7B7"/>
         </w:rPr>
         <w:t>5 Mini) at [8/18/2025]</w:t>
@@ -1069,7 +1023,7 @@
           <w:ilvl w:val="0"/>
           <w:numId w:val="5"/>
         </w:numPr>
-        <w:spacing w:before="240"/>
+        <w:spacing w:before="240" w:after="0" w:line="276" w:lineRule="auto"/>
       </w:pPr>
       <w:r>
         <w:rPr>
@@ -1097,7 +1051,7 @@
           <w:ilvl w:val="0"/>
           <w:numId w:val="5"/>
         </w:numPr>
-        <w:spacing w:after="240"/>
+        <w:spacing w:after="240" w:line="276" w:lineRule="auto"/>
       </w:pPr>
       <w:r>
         <w:rPr>
@@ -1140,7 +1094,7 @@
     </w:p>
     <w:p>
       <w:r>
-        <w:pict w14:anchorId="04DCEFE2">
+        <w:pict w14:anchorId="6E48D755">
           <v:rect id="_x0000_i1030" style="width:0;height:1.5pt" o:hralign="center" o:hrstd="t" o:hr="t" fillcolor="#a0a0a0" stroked="f"/>
         </w:pict>
       </w:r>
@@ -1220,18 +1174,19 @@
     </w:p>
     <w:p>
       <w:r>
-        <w:pict w14:anchorId="2AEB675A">
+        <w:pict w14:anchorId="7B79DB13">
           <v:rect id="_x0000_i1031" style="width:0;height:1.5pt" o:hralign="center" o:hrstd="t" o:hr="t" fillcolor="#a0a0a0" stroked="f"/>
         </w:pict>
       </w:r>
     </w:p>
+    <w:p/>
     <w:p/>
     <w:p/>
     <w:sectPr>
       <w:pgSz w:w="12240" w:h="15840"/>
       <w:pgMar w:top="1440" w:right="1440" w:bottom="1440" w:left="1440" w:header="720" w:footer="720" w:gutter="0"/>
-      <w:pgNumType w:start="1"/>
       <w:cols w:space="720"/>
+      <w:docGrid w:linePitch="360"/>
     </w:sectPr>
   </w:body>
 </w:document>
@@ -2222,18 +2177,6 @@
   <w:style w:type="paragraph" w:default="1" w:styleId="Normal">
     <w:name w:val="Normal"/>
     <w:qFormat/>
-    <w:rsid w:val="001135FE"/>
-    <w:pPr>
-      <w:spacing w:after="0" w:line="276" w:lineRule="auto"/>
-    </w:pPr>
-    <w:rPr>
-      <w:rFonts w:ascii="Arial" w:eastAsia="Arial" w:hAnsi="Arial" w:cs="Arial"/>
-      <w:kern w:val="0"/>
-      <w:sz w:val="22"/>
-      <w:szCs w:val="22"/>
-      <w:lang w:val="en"/>
-      <w14:ligatures w14:val="none"/>
-    </w:rPr>
   </w:style>
   <w:style w:type="paragraph" w:styleId="Heading1">
     <w:name w:val="heading 1"/>
@@ -2242,7 +2185,7 @@
     <w:link w:val="Heading1Char"/>
     <w:uiPriority w:val="9"/>
     <w:qFormat/>
-    <w:rsid w:val="009F366E"/>
+    <w:rsid w:val="00162713"/>
     <w:pPr>
       <w:keepNext/>
       <w:keepLines/>
@@ -2264,7 +2207,7 @@
     <w:uiPriority w:val="9"/>
     <w:unhideWhenUsed/>
     <w:qFormat/>
-    <w:rsid w:val="009F366E"/>
+    <w:rsid w:val="00162713"/>
     <w:pPr>
       <w:keepNext/>
       <w:keepLines/>
@@ -2287,7 +2230,7 @@
     <w:semiHidden/>
     <w:unhideWhenUsed/>
     <w:qFormat/>
-    <w:rsid w:val="009F366E"/>
+    <w:rsid w:val="00162713"/>
     <w:pPr>
       <w:keepNext/>
       <w:keepLines/>
@@ -2310,7 +2253,7 @@
     <w:semiHidden/>
     <w:unhideWhenUsed/>
     <w:qFormat/>
-    <w:rsid w:val="009F366E"/>
+    <w:rsid w:val="00162713"/>
     <w:pPr>
       <w:keepNext/>
       <w:keepLines/>
@@ -2333,7 +2276,7 @@
     <w:semiHidden/>
     <w:unhideWhenUsed/>
     <w:qFormat/>
-    <w:rsid w:val="009F366E"/>
+    <w:rsid w:val="00162713"/>
     <w:pPr>
       <w:keepNext/>
       <w:keepLines/>
@@ -2354,11 +2297,11 @@
     <w:semiHidden/>
     <w:unhideWhenUsed/>
     <w:qFormat/>
-    <w:rsid w:val="009F366E"/>
+    <w:rsid w:val="00162713"/>
     <w:pPr>
       <w:keepNext/>
       <w:keepLines/>
-      <w:spacing w:before="40"/>
+      <w:spacing w:before="40" w:after="0"/>
       <w:outlineLvl w:val="5"/>
     </w:pPr>
     <w:rPr>
@@ -2377,11 +2320,11 @@
     <w:semiHidden/>
     <w:unhideWhenUsed/>
     <w:qFormat/>
-    <w:rsid w:val="009F366E"/>
+    <w:rsid w:val="00162713"/>
     <w:pPr>
       <w:keepNext/>
       <w:keepLines/>
-      <w:spacing w:before="40"/>
+      <w:spacing w:before="40" w:after="0"/>
       <w:outlineLvl w:val="6"/>
     </w:pPr>
     <w:rPr>
@@ -2398,10 +2341,11 @@
     <w:semiHidden/>
     <w:unhideWhenUsed/>
     <w:qFormat/>
-    <w:rsid w:val="009F366E"/>
+    <w:rsid w:val="00162713"/>
     <w:pPr>
       <w:keepNext/>
       <w:keepLines/>
+      <w:spacing w:after="0"/>
       <w:outlineLvl w:val="7"/>
     </w:pPr>
     <w:rPr>
@@ -2420,10 +2364,11 @@
     <w:semiHidden/>
     <w:unhideWhenUsed/>
     <w:qFormat/>
-    <w:rsid w:val="009F366E"/>
+    <w:rsid w:val="00162713"/>
     <w:pPr>
       <w:keepNext/>
       <w:keepLines/>
+      <w:spacing w:after="0"/>
       <w:outlineLvl w:val="8"/>
     </w:pPr>
     <w:rPr>
@@ -2463,7 +2408,7 @@
     <w:basedOn w:val="DefaultParagraphFont"/>
     <w:link w:val="Heading1"/>
     <w:uiPriority w:val="9"/>
-    <w:rsid w:val="009F366E"/>
+    <w:rsid w:val="00162713"/>
     <w:rPr>
       <w:rFonts w:asciiTheme="majorHAnsi" w:eastAsiaTheme="majorEastAsia" w:hAnsiTheme="majorHAnsi" w:cstheme="majorBidi"/>
       <w:color w:val="2F5496" w:themeColor="accent1" w:themeShade="BF"/>
@@ -2476,7 +2421,7 @@
     <w:basedOn w:val="DefaultParagraphFont"/>
     <w:link w:val="Heading2"/>
     <w:uiPriority w:val="9"/>
-    <w:rsid w:val="009F366E"/>
+    <w:rsid w:val="00162713"/>
     <w:rPr>
       <w:rFonts w:asciiTheme="majorHAnsi" w:eastAsiaTheme="majorEastAsia" w:hAnsiTheme="majorHAnsi" w:cstheme="majorBidi"/>
       <w:color w:val="2F5496" w:themeColor="accent1" w:themeShade="BF"/>
@@ -2490,7 +2435,7 @@
     <w:link w:val="Heading3"/>
     <w:uiPriority w:val="9"/>
     <w:semiHidden/>
-    <w:rsid w:val="009F366E"/>
+    <w:rsid w:val="00162713"/>
     <w:rPr>
       <w:rFonts w:eastAsiaTheme="majorEastAsia" w:cstheme="majorBidi"/>
       <w:color w:val="2F5496" w:themeColor="accent1" w:themeShade="BF"/>
@@ -2504,7 +2449,7 @@
     <w:link w:val="Heading4"/>
     <w:uiPriority w:val="9"/>
     <w:semiHidden/>
-    <w:rsid w:val="009F366E"/>
+    <w:rsid w:val="00162713"/>
     <w:rPr>
       <w:rFonts w:eastAsiaTheme="majorEastAsia" w:cstheme="majorBidi"/>
       <w:i/>
@@ -2518,7 +2463,7 @@
     <w:link w:val="Heading5"/>
     <w:uiPriority w:val="9"/>
     <w:semiHidden/>
-    <w:rsid w:val="009F366E"/>
+    <w:rsid w:val="00162713"/>
     <w:rPr>
       <w:rFonts w:eastAsiaTheme="majorEastAsia" w:cstheme="majorBidi"/>
       <w:color w:val="2F5496" w:themeColor="accent1" w:themeShade="BF"/>
@@ -2530,7 +2475,7 @@
     <w:link w:val="Heading6"/>
     <w:uiPriority w:val="9"/>
     <w:semiHidden/>
-    <w:rsid w:val="009F366E"/>
+    <w:rsid w:val="00162713"/>
     <w:rPr>
       <w:rFonts w:eastAsiaTheme="majorEastAsia" w:cstheme="majorBidi"/>
       <w:i/>
@@ -2544,7 +2489,7 @@
     <w:link w:val="Heading7"/>
     <w:uiPriority w:val="9"/>
     <w:semiHidden/>
-    <w:rsid w:val="009F366E"/>
+    <w:rsid w:val="00162713"/>
     <w:rPr>
       <w:rFonts w:eastAsiaTheme="majorEastAsia" w:cstheme="majorBidi"/>
       <w:color w:val="595959" w:themeColor="text1" w:themeTint="A6"/>
@@ -2556,7 +2501,7 @@
     <w:link w:val="Heading8"/>
     <w:uiPriority w:val="9"/>
     <w:semiHidden/>
-    <w:rsid w:val="009F366E"/>
+    <w:rsid w:val="00162713"/>
     <w:rPr>
       <w:rFonts w:eastAsiaTheme="majorEastAsia" w:cstheme="majorBidi"/>
       <w:i/>
@@ -2570,7 +2515,7 @@
     <w:link w:val="Heading9"/>
     <w:uiPriority w:val="9"/>
     <w:semiHidden/>
-    <w:rsid w:val="009F366E"/>
+    <w:rsid w:val="00162713"/>
     <w:rPr>
       <w:rFonts w:eastAsiaTheme="majorEastAsia" w:cstheme="majorBidi"/>
       <w:color w:val="272727" w:themeColor="text1" w:themeTint="D8"/>
@@ -2583,7 +2528,7 @@
     <w:link w:val="TitleChar"/>
     <w:uiPriority w:val="10"/>
     <w:qFormat/>
-    <w:rsid w:val="009F366E"/>
+    <w:rsid w:val="00162713"/>
     <w:pPr>
       <w:spacing w:after="80" w:line="240" w:lineRule="auto"/>
       <w:contextualSpacing/>
@@ -2601,7 +2546,7 @@
     <w:basedOn w:val="DefaultParagraphFont"/>
     <w:link w:val="Title"/>
     <w:uiPriority w:val="10"/>
-    <w:rsid w:val="009F366E"/>
+    <w:rsid w:val="00162713"/>
     <w:rPr>
       <w:rFonts w:asciiTheme="majorHAnsi" w:eastAsiaTheme="majorEastAsia" w:hAnsiTheme="majorHAnsi" w:cstheme="majorBidi"/>
       <w:spacing w:val="-10"/>
@@ -2617,7 +2562,7 @@
     <w:link w:val="SubtitleChar"/>
     <w:uiPriority w:val="11"/>
     <w:qFormat/>
-    <w:rsid w:val="009F366E"/>
+    <w:rsid w:val="00162713"/>
     <w:pPr>
       <w:numPr>
         <w:ilvl w:val="1"/>
@@ -2636,7 +2581,7 @@
     <w:basedOn w:val="DefaultParagraphFont"/>
     <w:link w:val="Subtitle"/>
     <w:uiPriority w:val="11"/>
-    <w:rsid w:val="009F366E"/>
+    <w:rsid w:val="00162713"/>
     <w:rPr>
       <w:rFonts w:eastAsiaTheme="majorEastAsia" w:cstheme="majorBidi"/>
       <w:color w:val="595959" w:themeColor="text1" w:themeTint="A6"/>
@@ -2652,7 +2597,7 @@
     <w:link w:val="QuoteChar"/>
     <w:uiPriority w:val="29"/>
     <w:qFormat/>
-    <w:rsid w:val="009F366E"/>
+    <w:rsid w:val="00162713"/>
     <w:pPr>
       <w:spacing w:before="160"/>
       <w:jc w:val="center"/>
@@ -2668,7 +2613,7 @@
     <w:basedOn w:val="DefaultParagraphFont"/>
     <w:link w:val="Quote"/>
     <w:uiPriority w:val="29"/>
-    <w:rsid w:val="009F366E"/>
+    <w:rsid w:val="00162713"/>
     <w:rPr>
       <w:i/>
       <w:iCs/>
@@ -2680,7 +2625,7 @@
     <w:basedOn w:val="Normal"/>
     <w:uiPriority w:val="34"/>
     <w:qFormat/>
-    <w:rsid w:val="009F366E"/>
+    <w:rsid w:val="00162713"/>
     <w:pPr>
       <w:ind w:left="720"/>
       <w:contextualSpacing/>
@@ -2691,7 +2636,7 @@
     <w:basedOn w:val="DefaultParagraphFont"/>
     <w:uiPriority w:val="21"/>
     <w:qFormat/>
-    <w:rsid w:val="009F366E"/>
+    <w:rsid w:val="00162713"/>
     <w:rPr>
       <w:i/>
       <w:iCs/>
@@ -2705,7 +2650,7 @@
     <w:link w:val="IntenseQuoteChar"/>
     <w:uiPriority w:val="30"/>
     <w:qFormat/>
-    <w:rsid w:val="009F366E"/>
+    <w:rsid w:val="00162713"/>
     <w:pPr>
       <w:pBdr>
         <w:top w:val="single" w:sz="4" w:space="10" w:color="2F5496" w:themeColor="accent1" w:themeShade="BF"/>
@@ -2726,7 +2671,7 @@
     <w:basedOn w:val="DefaultParagraphFont"/>
     <w:link w:val="IntenseQuote"/>
     <w:uiPriority w:val="30"/>
-    <w:rsid w:val="009F366E"/>
+    <w:rsid w:val="00162713"/>
     <w:rPr>
       <w:i/>
       <w:iCs/>
@@ -2738,7 +2683,7 @@
     <w:basedOn w:val="DefaultParagraphFont"/>
     <w:uiPriority w:val="32"/>
     <w:qFormat/>
-    <w:rsid w:val="009F366E"/>
+    <w:rsid w:val="00162713"/>
     <w:rPr>
       <w:b/>
       <w:bCs/>
